--- a/README.docx
+++ b/README.docx
@@ -290,7 +290,7 @@
     </w:p>
     <w:p>
       <w:r>
-        <w:t>ใช้คำสั่งส่งงานล่าสุดเป็นหลัก โดยส่งทั้งหมด 6 อย่าง</w:t>
+        <w:t>ไฟล์และลิงก์ที่เตรียมไว้ในโปรเจกต์มีดังนี้</w:t>
       </w:r>
     </w:p>
     <w:p>
@@ -310,22 +310,17 @@
     </w:p>
     <w:p>
       <w:r>
-        <w:t>4. Group_04_Report.pdf วางในโฟลเดอร์หลักและแนบใน Classroom เป็น A4 มีหน้าปก 1 หน้าและเนื้อหา 6 หน้า ครบ 10 หัวข้อตามลำดับ ได้แก่ แผนผังตาราง เหตุผลการแยกตาราง ราคาบิลเก่า หลายรอบการสั่ง SQL 3 คำสั่ง ดัชนีและ EXPLAIN QUERY PLAN Transaction ปัญหา 3 เรื่อง การแบ่งงาน และสิ่งที่จะทำต่อ 3 ข้อ</w:t>
+        <w:t>4. ลิงก์ YouTube ใส่ใน README.docx และช่องส่งงาน Classroom คลิปต้องยาว 8–10 นาที และทุกคนพูดอธิบายโค้ดของตัวเองพร้อมเปิดโค้ดจริง</w:t>
       </w:r>
     </w:p>
     <w:p>
       <w:r>
-        <w:t>5. ลิงก์ YouTube ใส่ใน README.docx และช่องส่งงาน Classroom คลิปต้องยาว 8–10 นาที และทุกคนพูดอธิบายโค้ดของตัวเองพร้อมเปิดโค้ดจริง</w:t>
+        <w:t>5. แบบประเมินเพื่อน สมาชิกกรอกคนละ 1 ฉบับ ใช้แบบฟอร์มที่อาจารย์แนบ แล้วส่งแยกในช่องของตัวเอง</w:t>
       </w:r>
     </w:p>
     <w:p>
       <w:r>
-        <w:t>6. แบบประเมินเพื่อน สมาชิกกรอกคนละ 1 ฉบับ ใช้แบบฟอร์มที่อาจารย์แนบ แล้วส่งแยกในช่องของตัวเอง</w:t>
-      </w:r>
-    </w:p>
-    <w:p>
-      <w:r>
-        <w:t>ไฟล์ README.docx, schema.sql และ Group_04_Report.pdf มีแล้ว ZIP จะจัดเป็น Group_04_RestaurantOrder.zip หลังบันทึกงานล่าสุด โดยไม่ใส่ node_modules และเก็บ .git ส่วนแบบประเมินเพื่อนสมาชิกยังต้องจัดเตรียมและส่งเอง สัดส่วนงานในรายงานยังเป็นร่าง 40/20/20/20 ให้สมาชิกตรวจและตกลงกันก่อนส่ง ต้องตรวจด้วยว่าทุกคนมีหลักฐานเขียน SQL อย่างน้อยคนละ 3 คำสั่ง จำนวน commit อย่างเดียวไม่ได้ยืนยันเรื่องนี้</w:t>
+        <w:t>ไฟล์ README.docx และ schema.sql มีแล้ว ZIP จะจัดเป็น Group_04_RestaurantOrder.zip หลังบันทึกงานล่าสุด โดยไม่ใส่ node_modules และเก็บ .git ส่วนแบบประเมินเพื่อนสมาชิกยังต้องจัดเตรียมและส่งเอง ต้องตรวจด้วยว่าทุกคนมีหลักฐานเขียน SQL อย่างน้อยคนละ 3 คำสั่ง จำนวน commit อย่างเดียวไม่ได้ยืนยันเรื่องนี้</w:t>
       </w:r>
     </w:p>
     <w:p>

--- a/README.docx
+++ b/README.docx
@@ -63,7 +63,7 @@
     </w:p>
     <w:p>
       <w:r>
-        <w:t>https://youtu.be/E9UwcIGGf9s</w:t>
+        <w:t>https://youtu.be/VRSMI8ej8LM</w:t>
       </w:r>
     </w:p>
     <w:p>
@@ -159,39 +159,6 @@
         <w:pStyle w:val="Heading1"/>
       </w:pPr>
       <w:r>
-        <w:t>ไลบรารีที่เพิ่มจากที่เรียน</w:t>
-      </w:r>
-    </w:p>
-    <w:p>
-      <w:r>
-        <w:t>• expo-asset เป็นแพ็กเกจจัดการไฟล์ภาพที่ติดตั้งไว้ แต่ตอนนี้โค้ดแอปไม่ได้เรียกใช้โดยตรง</w:t>
-      </w:r>
-    </w:p>
-    <w:p>
-      <w:r>
-        <w:t>• react-dom และ react-native-web ใช้รองรับเว็บ แต่งานนี้เน้นมือถือ</w:t>
-      </w:r>
-    </w:p>
-    <w:p>
-      <w:r>
-        <w:t>• expo-linking, expo-constants, react-native-reanimated และ react-native-worklets ติดตั้งไว้ตอนทำระบบเดิม ตอนนี้โค้ดแอปไม่ได้เรียกใช้โดยตรง</w:t>
-      </w:r>
-    </w:p>
-    <w:p>
-      <w:r>
-        <w:t>• eslint และ eslint-config-expo ใช้ตรวจโค้ดด้วย npm run lint</w:t>
-      </w:r>
-    </w:p>
-    <w:p>
-      <w:r>
-        <w:t>expo-sqlite, expo-status-bar, react-native-safe-area-context และ react-native-screens มีในตัวอย่าง RegisterBasic ที่เรียนแล้ว ไม่ได้ใช้ ORM หรือ AsyncStorage เก็บข้อมูลหลัก</w:t>
-      </w:r>
-    </w:p>
-    <w:p>
-      <w:pPr>
-        <w:pStyle w:val="Heading1"/>
-      </w:pPr>
-      <w:r>
         <w:t>สิ่งที่ทำแล้วและส่วนที่ยังไม่ได้ทำ</w:t>
       </w:r>
     </w:p>
@@ -276,11 +243,6 @@
       </w:r>
     </w:p>
     <w:p>
-      <w:r>
-        <w:t>ตรวจโค้ดด้วย npm run lint และสร้าง bundle ของ iOS กับ Android ผ่านแล้ว ทดสอบฟังก์ชันฐานข้อมูลกับ SQLite ผ่าน 11 เรื่อง รวมการสั่งสามรอบ การย้อนกลับเมื่อบันทึกไม่สำเร็จ ราคาบิลเก่า ย้ายโต๊ะ ปิดบิล รายงาน และล้างข้อมูล เคยลองเปิดและเปลี่ยนหน้าบน iOS Simulator แต่ยังต้องลองใช้งานบนอุปกรณ์ Android ก่อนส่ง</w:t>
-      </w:r>
-    </w:p>
-    <w:p>
       <w:pPr>
         <w:pStyle w:val="Heading1"/>
       </w:pPr>
@@ -295,80 +257,22 @@
     </w:p>
     <w:p>
       <w:r>
-        <w:t>1. Group_04_RestaurantOrder.zip รวมโค้ดทั้งโปรเจกต์ ไม่ใส่ node_modules และเก็บ .git ไว้เพื่อให้ตรวจงานของสมาชิก แนบลิงก์ GitHub ด้วย และตรวจว่าไฟล์บน GitHub เป็นรุ่นล่าสุด</w:t>
+        <w:t>1. README.docx วางในโฟลเดอร์หลัก มีสมาชิกและหน้าที่ ลิงก์ YouTube ลิงก์ GitHub วิธีรัน และส่วนที่ทำแล้วกับยังไม่ได้ทำ ส่วน README.md เก็บไว้ให้อ่านบน GitHub</w:t>
       </w:r>
     </w:p>
     <w:p>
       <w:r>
-        <w:t>2. README.docx วางในโฟลเดอร์หลัก มีสมาชิกและหน้าที่ ลิงก์ YouTube ลิงก์ GitHub วิธีรัน ไลบรารีเพิ่มเติม และส่วนที่ทำแล้วกับยังไม่ได้ทำ ส่วน README.md เก็บไว้ให้อ่านบน GitHub</w:t>
+        <w:t>2. schema.sql วางในโฟลเดอร์หลัก มีตาราง ดัชนี และข้อมูลตั้งต้น ทดสอบรันบน SQLite ว่างและรันซ้ำแล้ว ไม่มีข้อผิดพลาดหรือข้อมูลตั้งต้นเพิ่มซ้ำ</w:t>
       </w:r>
     </w:p>
     <w:p>
       <w:r>
-        <w:t>3. schema.sql วางในโฟลเดอร์หลัก มีตาราง ดัชนี และข้อมูลตั้งต้น ทดสอบรันบน SQLite ว่างและรันซ้ำแล้ว ไม่มีข้อผิดพลาดหรือข้อมูลตั้งต้นเพิ่มซ้ำ</w:t>
+        <w:t>3. ลิงก์ YouTube ใส่ใน README.docx และช่องส่งงาน Classroom คลิปต้องยาว 8–10 นาที และทุกคนพูดอธิบายโค้ดของตัวเองพร้อมเปิดโค้ดจริง</w:t>
       </w:r>
     </w:p>
     <w:p>
       <w:r>
-        <w:t>4. ลิงก์ YouTube ใส่ใน README.docx และช่องส่งงาน Classroom คลิปต้องยาว 8–10 นาที และทุกคนพูดอธิบายโค้ดของตัวเองพร้อมเปิดโค้ดจริง</w:t>
-      </w:r>
-    </w:p>
-    <w:p>
-      <w:r>
-        <w:t>5. แบบประเมินเพื่อน สมาชิกกรอกคนละ 1 ฉบับ ใช้แบบฟอร์มที่อาจารย์แนบ แล้วส่งแยกในช่องของตัวเอง</w:t>
-      </w:r>
-    </w:p>
-    <w:p>
-      <w:r>
-        <w:t>ไฟล์ README.docx และ schema.sql มีแล้ว ZIP จะจัดเป็น Group_04_RestaurantOrder.zip หลังบันทึกงานล่าสุด โดยไม่ใส่ node_modules และเก็บ .git ส่วนแบบประเมินเพื่อนสมาชิกยังต้องจัดเตรียมและส่งเอง ต้องตรวจด้วยว่าทุกคนมีหลักฐานเขียน SQL อย่างน้อยคนละ 3 คำสั่ง จำนวน commit อย่างเดียวไม่ได้ยืนยันเรื่องนี้</w:t>
-      </w:r>
-    </w:p>
-    <w:p>
-      <w:pPr>
-        <w:pStyle w:val="Heading1"/>
-      </w:pPr>
-      <w:r>
-        <w:t>เช็กคลิปก่อนส่ง</w:t>
-      </w:r>
-    </w:p>
-    <w:p>
-      <w:r>
-        <w:t>ตั้งชื่อคลิปว่า 01418342 งานกลุ่มที่ 4 เลือก Unlisted และตอบว่าไม่ใช่วิดีโอสำหรับเด็ก ไม่ใช้เพลงที่มีลิขสิทธิ์ อัปโหลดก่อนกำหนดอย่างน้อย 1 ชั่วโมง และไม่ลบคลิปจนประกาศคะแนน</w:t>
-      </w:r>
-    </w:p>
-    <w:p>
-      <w:r>
-        <w:t>ใส่เวลาเริ่มหัวข้อในคำอธิบายใต้คลิปตามนี้</w:t>
-      </w:r>
-    </w:p>
-    <w:p>
-      <w:r>
-        <w:t>• 0:00 แนะนำกลุ่ม สมาชิก และภาพรวมแอป</w:t>
-      </w:r>
-    </w:p>
-    <w:p>
-      <w:r>
-        <w:t>• 1:00 แผนผังฐานข้อมูลและเหตุผลการแยกตาราง</w:t>
-      </w:r>
-    </w:p>
-    <w:p>
-      <w:r>
-        <w:t>• 3:00 ลูกค้าเลือกโต๊ะ สั่งอาหาร สั่งเพิ่มรอบสอง และดูยอดรวม</w:t>
-      </w:r>
-    </w:p>
-    <w:p>
-      <w:r>
-        <w:t>• 5:30 ครัวรับรายการ เปลี่ยนสถานะ และสาธิตปิดบิล</w:t>
-      </w:r>
-    </w:p>
-    <w:p>
-      <w:r>
-        <w:t>• 7:00 สมาชิกอธิบายโค้ดของตัวเอง</w:t>
-      </w:r>
-    </w:p>
-    <w:p>
-      <w:r>
-        <w:t>ก่อนส่งให้ลองเปิดลิงก์ในโหมดไม่ระบุตัวตน และเช็กความยาว เสียงสมาชิกทุกคน ภาพแอปกับโค้ดที่อ่านได้ รวมถึงหัวข้อที่ต้องสาธิตให้ครบ ตรวจไฟล์คลิป 1009.mov แล้ว ความยาว 8 นาที 20 วินาที เห็นแผนผังฐานข้อมูล การสั่งสองรอบ บิลรวม ครัว และการปิดบิล แต่ยังต้องเช็กเสียงสมาชิกทั้ง 4 คนและช่วงเปิดโค้ดของครัวกับผู้ดูแลให้ครบ รวมถึงการตั้งค่า YouTube เวลาในคลิปจริงบางช่วงต่างจากเวลาที่โจทย์กำหนด</w:t>
+        <w:t>4. แบบประเมินเพื่อน สมาชิกกรอกคนละ 1 ฉบับ ใช้แบบฟอร์มที่อาจารย์แนบ แล้วส่งแยกในช่องของตัวเอง</w:t>
       </w:r>
     </w:p>
     <w:p>
@@ -417,11 +321,6 @@
     <w:p>
       <w:r>
         <w:t>8. ล้างรายการขาย แล้วตรวจว่าโต๊ะ เมนู และราคายังอยู่ พร้อมเปิดบิลใหม่ได้</w:t>
-      </w:r>
-    </w:p>
-    <w:p>
-      <w:r>
-        <w:t>9. รัน npm run lint และลองติดตั้งจากไฟล์ ZIP ในโฟลเดอร์ใหม่ตามขั้นตอนด้านบน</w:t>
       </w:r>
     </w:p>
     <w:p>
